--- a/Files/06 - Yom Tov/01 - Pesach/5783/Story/Story Pesach 5783.docx
+++ b/Files/06 - Yom Tov/01 - Pesach/5783/Story/Story Pesach 5783.docx
@@ -91,7 +91,7 @@
         <w:rPr>
           <w:rFonts w:ascii="Times New Roman" w:hAnsi="Times New Roman" w:cs="Times New Roman"/>
         </w:rPr>
-        <w:t>s wrong?”  The child responded, “My father is a baker. They send me out every day to sell rolls. I sold all my rolls, but I dropped my money - I lost it. If I go home, my father will punish me.” The</w:t>
+        <w:t xml:space="preserve">s wrong?”  The child responded, “My father is a baker. They send me out every day to sell rolls. I sold all my rolls, but I dropped my money - I lost it. If I go home, my father will punish me.” The </w:t>
       </w:r>
       <w:r>
         <w:rPr>
